--- a/birzeit/comp433/Project_section_5/Phase2_RequirementsEngineering_Template.docx
+++ b/birzeit/comp433/Project_section_5/Phase2_RequirementsEngineering_Template.docx
@@ -1778,6 +1778,31 @@
           <w:color w:val="285F7C"/>
           <w:sz w:val="26"/>
         </w:rPr>
+        <w:t>A note on currency</w:t>
+      </w:r>
+    </w:p>
+    <w:p>
+      <w:pPr>
+        <w:spacing w:after="160"/>
+      </w:pPr>
+      <w:r>
+        <w:rPr>
+          <w:b w:val="0"/>
+          <w:i w:val="0"/>
+        </w:rPr>
+        <w:t>All monetary values in this template use US dollars (USD) by convention, so estimates from different teams are comparable. This carries no claim about which currency a real customer would pay in. If your group prefers another currency, substitute it consistently and state the substitution next to the weekly salary value so the rest of the roll-up reads correctly.</w:t>
+      </w:r>
+    </w:p>
+    <w:p>
+      <w:pPr>
+        <w:spacing w:before="240" w:after="80"/>
+      </w:pPr>
+      <w:r>
+        <w:rPr>
+          <w:b/>
+          <w:color w:val="285F7C"/>
+          <w:sz w:val="26"/>
+        </w:rPr>
         <w:t>Assumptions and notes</w:t>
       </w:r>
     </w:p>

--- a/birzeit/comp433/Project_section_5/Phase2_RequirementsEngineering_Template.docx
+++ b/birzeit/comp433/Project_section_5/Phase2_RequirementsEngineering_Template.docx
@@ -1146,7 +1146,7 @@
           <w:b w:val="0"/>
           <w:i w:val="0"/>
         </w:rPr>
-        <w:t>For each UR, estimate the number of developers that can work concurrently on it (n) and the person-weeks each developer would spend (w). Total effort per UR is n times w (person-weeks for one developer). Sum across all URs gives the total project effort. The project schedule, cost, and quoted price range follow by direct arithmetic.</w:t>
+        <w:t>For each UR, estimate the number of developers that can work concurrently on it and the person-weeks each developer would spend. Sum the per-UR totals into project effort, then derive schedule, cost, and price using the buffer and margin values your team chooses. The companion (Chapter 3, section 11) sets out the simplified method and gives the worked example with default values; your team may adopt those or argue for different ones in the assumptions section.</w:t>
       </w:r>
     </w:p>
     <w:p>
@@ -1202,7 +1202,7 @@
           </w:tcPr>
           <w:p>
             <w:r>
-              <w:t>Concurrent developers (n)</w:t>
+              <w:t>Concurrent developers</w:t>
             </w:r>
           </w:p>
         </w:tc>
@@ -1212,7 +1212,7 @@
           </w:tcPr>
           <w:p>
             <w:r>
-              <w:t>Effort per developer (w, person-weeks)</w:t>
+              <w:t>Person-weeks per developer</w:t>
             </w:r>
           </w:p>
         </w:tc>
@@ -1222,7 +1222,7 @@
           </w:tcPr>
           <w:p>
             <w:r>
-              <w:t>Total effort (n x w, pw)</w:t>
+              <w:t>Total effort (person-weeks)</w:t>
             </w:r>
           </w:p>
         </w:tc>
@@ -1254,7 +1254,7 @@
           </w:tcPr>
           <w:p>
             <w:r>
-              <w:t>[n]</w:t>
+              <w:t>[ ]</w:t>
             </w:r>
           </w:p>
         </w:tc>
@@ -1264,7 +1264,7 @@
           </w:tcPr>
           <w:p>
             <w:r>
-              <w:t>[w]</w:t>
+              <w:t>[ ]</w:t>
             </w:r>
           </w:p>
         </w:tc>
@@ -1274,7 +1274,7 @@
           </w:tcPr>
           <w:p>
             <w:r>
-              <w:t>[= n * w]</w:t>
+              <w:t>[ ]</w:t>
             </w:r>
           </w:p>
         </w:tc>
@@ -1306,7 +1306,7 @@
           </w:tcPr>
           <w:p>
             <w:r>
-              <w:t>[n]</w:t>
+              <w:t>[ ]</w:t>
             </w:r>
           </w:p>
         </w:tc>
@@ -1316,7 +1316,7 @@
           </w:tcPr>
           <w:p>
             <w:r>
-              <w:t>[w]</w:t>
+              <w:t>[ ]</w:t>
             </w:r>
           </w:p>
         </w:tc>
@@ -1326,7 +1326,7 @@
           </w:tcPr>
           <w:p>
             <w:r>
-              <w:t>[= n * w]</w:t>
+              <w:t>[ ]</w:t>
             </w:r>
           </w:p>
         </w:tc>
@@ -1358,7 +1358,7 @@
           </w:tcPr>
           <w:p>
             <w:r>
-              <w:t>[n]</w:t>
+              <w:t>[ ]</w:t>
             </w:r>
           </w:p>
         </w:tc>
@@ -1368,7 +1368,7 @@
           </w:tcPr>
           <w:p>
             <w:r>
-              <w:t>[w]</w:t>
+              <w:t>[ ]</w:t>
             </w:r>
           </w:p>
         </w:tc>
@@ -1378,7 +1378,7 @@
           </w:tcPr>
           <w:p>
             <w:r>
-              <w:t>[= n * w]</w:t>
+              <w:t>[ ]</w:t>
             </w:r>
           </w:p>
         </w:tc>
@@ -1410,7 +1410,7 @@
           </w:tcPr>
           <w:p>
             <w:r>
-              <w:t>[n]</w:t>
+              <w:t>[ ]</w:t>
             </w:r>
           </w:p>
         </w:tc>
@@ -1420,7 +1420,7 @@
           </w:tcPr>
           <w:p>
             <w:r>
-              <w:t>[w]</w:t>
+              <w:t>[ ]</w:t>
             </w:r>
           </w:p>
         </w:tc>
@@ -1430,7 +1430,7 @@
           </w:tcPr>
           <w:p>
             <w:r>
-              <w:t>[= n * w]</w:t>
+              <w:t>[ ]</w:t>
             </w:r>
           </w:p>
         </w:tc>
@@ -1462,7 +1462,7 @@
           </w:tcPr>
           <w:p>
             <w:r>
-              <w:t>[n]</w:t>
+              <w:t>[ ]</w:t>
             </w:r>
           </w:p>
         </w:tc>
@@ -1472,7 +1472,7 @@
           </w:tcPr>
           <w:p>
             <w:r>
-              <w:t>[w]</w:t>
+              <w:t>[ ]</w:t>
             </w:r>
           </w:p>
         </w:tc>
@@ -1482,7 +1482,7 @@
           </w:tcPr>
           <w:p>
             <w:r>
-              <w:t>[= n * w]</w:t>
+              <w:t>[ ]</w:t>
             </w:r>
           </w:p>
         </w:tc>
@@ -1518,7 +1518,7 @@
           <w:color w:val="285F7C"/>
           <w:sz w:val="26"/>
         </w:rPr>
-        <w:t>Project roll-up</w:t>
+        <w:t>Project totals</w:t>
       </w:r>
     </w:p>
     <w:tbl>
@@ -1528,14 +1528,13 @@
         <w:tblLook w:firstColumn="1" w:firstRow="1" w:lastColumn="0" w:lastRow="0" w:noHBand="0" w:noVBand="1" w:val="04A0"/>
       </w:tblPr>
       <w:tblGrid>
-        <w:gridCol w:w="3324"/>
-        <w:gridCol w:w="3324"/>
-        <w:gridCol w:w="3324"/>
+        <w:gridCol w:w="4986"/>
+        <w:gridCol w:w="4986"/>
       </w:tblGrid>
       <w:tr>
         <w:tc>
           <w:tcPr>
-            <w:tcW w:type="dxa" w:w="3324"/>
+            <w:tcW w:type="dxa" w:w="4986"/>
           </w:tcPr>
           <w:p>
             <w:r>
@@ -1545,17 +1544,7 @@
         </w:tc>
         <w:tc>
           <w:tcPr>
-            <w:tcW w:type="dxa" w:w="3324"/>
-          </w:tcPr>
-          <w:p>
-            <w:r>
-              <w:t>Formula</w:t>
-            </w:r>
-          </w:p>
-        </w:tc>
-        <w:tc>
-          <w:tcPr>
-            <w:tcW w:type="dxa" w:w="3324"/>
+            <w:tcW w:type="dxa" w:w="4986"/>
           </w:tcPr>
           <w:p>
             <w:r>
@@ -1567,31 +1556,21 @@
       <w:tr>
         <w:tc>
           <w:tcPr>
-            <w:tcW w:type="dxa" w:w="3324"/>
+            <w:tcW w:type="dxa" w:w="4986"/>
           </w:tcPr>
           <w:p>
             <w:r>
-              <w:t>Total project effort</w:t>
+              <w:t>Total project effort (person-weeks)</w:t>
             </w:r>
           </w:p>
         </w:tc>
         <w:tc>
           <w:tcPr>
-            <w:tcW w:type="dxa" w:w="3324"/>
+            <w:tcW w:type="dxa" w:w="4986"/>
           </w:tcPr>
           <w:p>
             <w:r>
-              <w:t>sum of (n * w) across all URs</w:t>
-            </w:r>
-          </w:p>
-        </w:tc>
-        <w:tc>
-          <w:tcPr>
-            <w:tcW w:type="dxa" w:w="3324"/>
-          </w:tcPr>
-          <w:p>
-            <w:r>
-              <w:t>[X pw]</w:t>
+              <w:t>[ ]</w:t>
             </w:r>
           </w:p>
         </w:tc>
@@ -1599,31 +1578,21 @@
       <w:tr>
         <w:tc>
           <w:tcPr>
-            <w:tcW w:type="dxa" w:w="3324"/>
+            <w:tcW w:type="dxa" w:w="4986"/>
           </w:tcPr>
           <w:p>
             <w:r>
-              <w:t>Schedule (with 30% buffer)</w:t>
+              <w:t>Schedule (effort plus buffer)</w:t>
             </w:r>
           </w:p>
         </w:tc>
         <w:tc>
           <w:tcPr>
-            <w:tcW w:type="dxa" w:w="3324"/>
+            <w:tcW w:type="dxa" w:w="4986"/>
           </w:tcPr>
           <w:p>
             <w:r>
-              <w:t>total effort * 1.30</w:t>
-            </w:r>
-          </w:p>
-        </w:tc>
-        <w:tc>
-          <w:tcPr>
-            <w:tcW w:type="dxa" w:w="3324"/>
-          </w:tcPr>
-          <w:p>
-            <w:r>
-              <w:t>[X * 1.30 = Y weeks]</w:t>
+              <w:t>[ ]</w:t>
             </w:r>
           </w:p>
         </w:tc>
@@ -1631,31 +1600,21 @@
       <w:tr>
         <w:tc>
           <w:tcPr>
-            <w:tcW w:type="dxa" w:w="3324"/>
+            <w:tcW w:type="dxa" w:w="4986"/>
           </w:tcPr>
           <w:p>
             <w:r>
-              <w:t>Average weekly salary (assumption)</w:t>
+              <w:t>Weekly salary assumption</w:t>
             </w:r>
           </w:p>
         </w:tc>
         <w:tc>
           <w:tcPr>
-            <w:tcW w:type="dxa" w:w="3324"/>
+            <w:tcW w:type="dxa" w:w="4986"/>
           </w:tcPr>
           <w:p>
             <w:r>
-              <w:t>your assumed weekly developer salary</w:t>
-            </w:r>
-          </w:p>
-        </w:tc>
-        <w:tc>
-          <w:tcPr>
-            <w:tcW w:type="dxa" w:w="3324"/>
-          </w:tcPr>
-          <w:p>
-            <w:r>
-              <w:t>[$Z per week]</w:t>
+              <w:t>[ ]</w:t>
             </w:r>
           </w:p>
         </w:tc>
@@ -1663,7 +1622,7 @@
       <w:tr>
         <w:tc>
           <w:tcPr>
-            <w:tcW w:type="dxa" w:w="3324"/>
+            <w:tcW w:type="dxa" w:w="4986"/>
           </w:tcPr>
           <w:p>
             <w:r>
@@ -1673,21 +1632,11 @@
         </w:tc>
         <w:tc>
           <w:tcPr>
-            <w:tcW w:type="dxa" w:w="3324"/>
+            <w:tcW w:type="dxa" w:w="4986"/>
           </w:tcPr>
           <w:p>
             <w:r>
-              <w:t>schedule weeks * weekly salary</w:t>
-            </w:r>
-          </w:p>
-        </w:tc>
-        <w:tc>
-          <w:tcPr>
-            <w:tcW w:type="dxa" w:w="3324"/>
-          </w:tcPr>
-          <w:p>
-            <w:r>
-              <w:t>[Y * Z = $C]</w:t>
+              <w:t>[ ]</w:t>
             </w:r>
           </w:p>
         </w:tc>
@@ -1695,63 +1644,21 @@
       <w:tr>
         <w:tc>
           <w:tcPr>
-            <w:tcW w:type="dxa" w:w="3324"/>
+            <w:tcW w:type="dxa" w:w="4986"/>
           </w:tcPr>
           <w:p>
             <w:r>
-              <w:t>Min price (10% margin)</w:t>
+              <w:t>Price (cost plus margin)</w:t>
             </w:r>
           </w:p>
         </w:tc>
         <w:tc>
           <w:tcPr>
-            <w:tcW w:type="dxa" w:w="3324"/>
+            <w:tcW w:type="dxa" w:w="4986"/>
           </w:tcPr>
           <w:p>
             <w:r>
-              <w:t>cost * 1.10</w:t>
-            </w:r>
-          </w:p>
-        </w:tc>
-        <w:tc>
-          <w:tcPr>
-            <w:tcW w:type="dxa" w:w="3324"/>
-          </w:tcPr>
-          <w:p>
-            <w:r>
-              <w:t>[$C * 1.10 = ...]</w:t>
-            </w:r>
-          </w:p>
-        </w:tc>
-      </w:tr>
-      <w:tr>
-        <w:tc>
-          <w:tcPr>
-            <w:tcW w:type="dxa" w:w="3324"/>
-          </w:tcPr>
-          <w:p>
-            <w:r>
-              <w:t>Max price (30% margin)</w:t>
-            </w:r>
-          </w:p>
-        </w:tc>
-        <w:tc>
-          <w:tcPr>
-            <w:tcW w:type="dxa" w:w="3324"/>
-          </w:tcPr>
-          <w:p>
-            <w:r>
-              <w:t>cost * 1.30</w:t>
-            </w:r>
-          </w:p>
-        </w:tc>
-        <w:tc>
-          <w:tcPr>
-            <w:tcW w:type="dxa" w:w="3324"/>
-          </w:tcPr>
-          <w:p>
-            <w:r>
-              <w:t>[$C * 1.30 = ...]</w:t>
+              <w:t>[ ]</w:t>
             </w:r>
           </w:p>
         </w:tc>
@@ -1790,7 +1697,7 @@
           <w:b w:val="0"/>
           <w:i w:val="0"/>
         </w:rPr>
-        <w:t>All monetary values in this template use US dollars (USD) by convention, so estimates from different teams are comparable. This carries no claim about which currency a real customer would pay in. If your group prefers another currency, substitute it consistently and state the substitution next to the weekly salary value so the rest of the roll-up reads correctly.</w:t>
+        <w:t>All monetary values in this template use US dollars (USD) by convention, so estimates from different teams are comparable. This carries no claim about which currency a real customer would pay in. If your group prefers another currency, substitute it consistently and state the substitution in the assumptions section below.</w:t>
       </w:r>
     </w:p>
     <w:p>
@@ -1812,7 +1719,7 @@
           <w:i/>
           <w:color w:val="6E6E6E"/>
         </w:rPr>
-        <w:t>[Any caveats: which weekly salary you assumed and why, what is excluded from the estimate (hardware, third-party licences, training, support), how confident you are in each row, and which URs would dominate the estimate if their effort doubled.]</w:t>
+        <w:t>[State the assumptions behind your numbers: the schedule buffer you applied and why, the margin you applied and why, the weekly salary you assumed and why, what is excluded from the estimate (hardware, third-party licences, training, support), how confident you are in each row, and which URs would dominate the estimate if their effort doubled. The companion section 11 lists the default values used in the course; if your team uses different ones, justify the choice here.]</w:t>
       </w:r>
     </w:p>
     <w:p>

--- a/birzeit/comp433/Project_section_5/Phase2_RequirementsEngineering_Template.docx
+++ b/birzeit/comp433/Project_section_5/Phase2_RequirementsEngineering_Template.docx
@@ -530,7 +530,7 @@
           </w:tcPr>
           <w:p>
             <w:r>
-              <w:t>Use the nine-field structured-spec template for any SR with decisions or alternative paths.</w:t>
+              <w:t>For any SR with decisions or alternative paths, cover the alternative or error path in its text. The structured-spec template in companion section 8 is one useful way to keep all the fields in view.</w:t>
             </w:r>
           </w:p>
         </w:tc>
@@ -540,7 +540,7 @@
           </w:tcPr>
           <w:p>
             <w:r>
-              <w:t>Skip the alternative-workflow field; that is where most bugs hide.</w:t>
+              <w:t>Skip the alternative or error path; that is where most bugs hide.</w:t>
             </w:r>
           </w:p>
         </w:tc>
@@ -761,7 +761,7 @@
           <w:b w:val="0"/>
           <w:i w:val="0"/>
         </w:rPr>
-        <w:t>For each UR that needs refinement, decompose it into one or more SRs that share its prefix (UR4 to SR4.1, SR4.2, ...). SRs are developer-precise and testable: name fields, formats, units, ranges, error conditions, role-based privileges.</w:t>
+        <w:t>For each UR that needs refinement, decompose it into one or more SRs that share its prefix (UR4 becomes SR4.1, SR4.2, ...). SRs are developer-precise and testable: name fields, formats, units, ranges, error conditions, role-based privileges.</w:t>
       </w:r>
     </w:p>
     <w:p>
@@ -773,7 +773,7 @@
           <w:b w:val="0"/>
           <w:i w:val="0"/>
         </w:rPr>
-        <w:t>Trivial URs (one-line wishes that need no refinement) can stand on their own; non-trivial SRs (any with decisions or alternative paths) must be written out using the nine-field structured spec template below.</w:t>
+        <w:t>Trivial URs (one-line wishes that need no refinement) can stand on their own. For SRs whose workflow has decisions, alternative paths, or error conditions, make sure the alternative or error content is written out. The nine-field structured-spec template below (from companion section 8) is a useful writing aid for these; its use is optional.</w:t>
       </w:r>
     </w:p>
     <w:p>
@@ -786,7 +786,7 @@
           <w:color w:val="285F7C"/>
           <w:sz w:val="26"/>
         </w:rPr>
-        <w:t>Plain SRs (testable, short)</w:t>
+        <w:t>SR list</w:t>
       </w:r>
     </w:p>
     <w:p>
@@ -850,7 +850,7 @@
           <w:color w:val="285F7C"/>
           <w:sz w:val="26"/>
         </w:rPr>
-        <w:t>Structured specifications for non-trivial SRs</w:t>
+        <w:t>Optional: structured form for SRs that need it</w:t>
       </w:r>
     </w:p>
     <w:p>
@@ -859,7 +859,7 @@
           <w:i/>
           <w:color w:val="6E6E6E"/>
         </w:rPr>
-        <w:t>Use the template below for any SR whose workflow has a decision, an alternative path, or an error condition. Repeat the template once per non-trivial SR.</w:t>
+        <w:t>If your team finds the structured form helpful for an SR whose workflow is non-trivial (decisions, alternative paths, error conditions), the nine-field template below keeps all the relevant fields in view. It is a writing aid, not a required deliverable. Plain-prose SRs that cover the same content are equally acceptable. Repeat the template once per SR if you use it.</w:t>
       </w:r>
     </w:p>
     <w:tbl>
